--- a/CSC505/CSC505_Module8_Dunn_Justan/CSC505_Module8_Dunn_Justan.docx
+++ b/CSC505/CSC505_Module8_Dunn_Justan/CSC505_Module8_Dunn_Justan.docx
@@ -575,15 +575,7 @@
         <w:ind w:firstLine="720"/>
       </w:pPr>
       <w:r>
-        <w:t xml:space="preserve">The Module 4 project highlighted that software engineering is not just technical—it is deeply human. Modeling traits such as collaboration and adaptability reminded me that successful software projects require strong communication, empathy, and teamwork. This aligns with my professional </w:t>
-      </w:r>
-      <w:proofErr w:type="gramStart"/>
-      <w:r>
-        <w:t>experiences</w:t>
-      </w:r>
-      <w:proofErr w:type="gramEnd"/>
-      <w:r>
-        <w:t xml:space="preserve"> where technical expertise alone is insufficient without the ability to work effectively in teams. Recognizing these human aspects has improved how I collaborate and how I assess my own growth as a developer.</w:t>
+        <w:t>The Module 4 project highlighted that software engineering is not just technical—it is deeply human. Modeling traits such as collaboration and adaptability reminded me that successful software projects require strong communication, empathy, and teamwork. This aligns with my professional experiences where technical expertise alone is insufficient without the ability to work effectively in teams. Recognizing these human aspects has improved how I collaborate and how I assess my own growth as a developer.</w:t>
       </w:r>
     </w:p>
     <w:p>
@@ -610,15 +602,7 @@
         <w:ind w:firstLine="720"/>
       </w:pPr>
       <w:r>
-        <w:t xml:space="preserve">These lessons extend beyond the classroom. For example, at work I often analyze data </w:t>
-      </w:r>
-      <w:proofErr w:type="gramStart"/>
-      <w:r>
-        <w:t>in</w:t>
-      </w:r>
-      <w:proofErr w:type="gramEnd"/>
-      <w:r>
-        <w:t xml:space="preserve"> NetSuite and other ERP systems. The skills I developed in UML modeling and Python scripting have made me more confident in automating tasks and explaining system designs to stakeholders. The focus on iterative refinement has encouraged me to revisit existing workflows and look for opportunities to optimize them, saving both time and resources. Finally, recognizing the importance of human factors has improved how I communicate findings and collaborate on cross-functional projects.</w:t>
+        <w:t>These lessons extend beyond the classroom. For example, at work I often analyze data in NetSuite and other ERP systems. The skills I developed in UML modeling and Python scripting have made me more confident in automating tasks and explaining system designs to stakeholders. The focus on iterative refinement has encouraged me to revisit existing workflows and look for opportunities to optimize them, saving both time and resources. Finally, recognizing the importance of human factors has improved how I communicate findings and collaborate on cross-functional projects.</w:t>
       </w:r>
     </w:p>
     <w:p>
@@ -638,6 +622,13 @@
         </w:rPr>
         <w:t>Conclusion</w:t>
       </w:r>
+      <w:r>
+        <w:rPr>
+          <w:b/>
+          <w:bCs/>
+        </w:rPr>
+        <w:t>: Lessons Learned</w:t>
+      </w:r>
     </w:p>
     <w:p>
       <w:pPr>
@@ -646,15 +637,7 @@
         <w:ind w:firstLine="720"/>
       </w:pPr>
       <w:r>
-        <w:t xml:space="preserve">Overall, this course has broadened my understanding of software development as both </w:t>
-      </w:r>
-      <w:proofErr w:type="gramStart"/>
-      <w:r>
-        <w:t>a technical</w:t>
-      </w:r>
-      <w:proofErr w:type="gramEnd"/>
-      <w:r>
-        <w:t xml:space="preserve"> and human discipline. The projects challenged me to apply abstraction, iteration, and collaboration in meaningful ways. These lessons will continue to influence how I approach real-world problems—whether through designing new systems, refining existing ones, or working with teams to achieve sustainable, high-quality solutions.</w:t>
+        <w:t>Overall, this course has broadened my understanding of software development as both a technical and human discipline. The projects challenged me to apply abstraction, iteration, and collaboration in meaningful ways. These lessons will continue to influence how I approach real-world problems—whether through designing new systems, refining existing ones, or working with teams to achieve sustainable, high-quality solutions.</w:t>
       </w:r>
     </w:p>
     <w:p>
@@ -731,6 +714,7 @@
       <w:pPr>
         <w:pStyle w:val="NormalWeb"/>
         <w:spacing w:after="0" w:line="480" w:lineRule="auto"/>
+        <w:jc w:val="center"/>
       </w:pPr>
       <w:r>
         <w:pict w14:anchorId="4942A493">
@@ -753,7 +737,7 @@
             <v:path o:extrusionok="f" gradientshapeok="t" o:connecttype="rect"/>
             <o:lock v:ext="edit" aspectratio="t"/>
           </v:shapetype>
-          <v:shape id="_x0000_i1038" type="#_x0000_t75" style="width:467.25pt;height:193.5pt">
+          <v:shape id="_x0000_i1025" type="#_x0000_t75" style="width:391.5pt;height:162pt">
             <v:imagedata r:id="rId9" o:title="atm_state_code"/>
           </v:shape>
         </w:pict>
@@ -763,6 +747,15 @@
       <w:pPr>
         <w:pStyle w:val="NormalWeb"/>
         <w:spacing w:after="0" w:line="480" w:lineRule="auto"/>
+      </w:pPr>
+      <w:r>
+        <w:t>Figure 1. ATM state machine diagram</w:t>
+      </w:r>
+    </w:p>
+    <w:p>
+      <w:pPr>
+        <w:pStyle w:val="NormalWeb"/>
+        <w:spacing w:after="0" w:line="480" w:lineRule="auto"/>
         <w:rPr>
           <w:b/>
           <w:bCs/>
@@ -781,10 +774,11 @@
       <w:pPr>
         <w:pStyle w:val="NormalWeb"/>
         <w:spacing w:after="0" w:line="480" w:lineRule="auto"/>
+        <w:jc w:val="center"/>
       </w:pPr>
       <w:r>
         <w:pict w14:anchorId="1F6B8F17">
-          <v:shape id="_x0000_i1026" type="#_x0000_t75" style="width:472.5pt;height:489.75pt">
+          <v:shape id="_x0000_i1026" type="#_x0000_t75" style="width:396.75pt;height:411.75pt">
             <v:imagedata r:id="rId10" o:title="atm_py"/>
           </v:shape>
         </w:pict>
@@ -814,14 +808,6 @@
           <w:b/>
           <w:bCs/>
         </w:rPr>
-        <w:br w:type="page"/>
-      </w:r>
-      <w:r>
-        <w:rPr>
-          <w:b/>
-          <w:bCs/>
-        </w:rPr>
-        <w:lastRenderedPageBreak/>
         <w:t>Git Repository</w:t>
       </w:r>
     </w:p>
@@ -830,6 +816,14 @@
         <w:pStyle w:val="NormalWeb"/>
         <w:spacing w:after="0" w:line="480" w:lineRule="auto"/>
       </w:pPr>
+      <w:hyperlink r:id="rId11" w:history="1">
+        <w:r>
+          <w:rPr>
+            <w:rStyle w:val="Hyperlink"/>
+          </w:rPr>
+          <w:t>https://github.com/justandunn/CSU-Global-MS-AI-ML/tree/18e7b8a5eedfe9db3eec1d5cc8402326352b336a/CSC505/CSC505_Module8_Dunn_Justan</w:t>
+        </w:r>
+      </w:hyperlink>
     </w:p>
     <w:p>
       <w:pPr>
@@ -846,7 +840,15 @@
           <w:b/>
           <w:bCs/>
         </w:rPr>
+        <w:lastRenderedPageBreak/>
         <w:t>Conclusion</w:t>
+      </w:r>
+      <w:r>
+        <w:rPr>
+          <w:b/>
+          <w:bCs/>
+        </w:rPr>
+        <w:t>: ATM Project</w:t>
       </w:r>
     </w:p>
     <w:p>
@@ -989,8 +991,8 @@
       </w:r>
     </w:p>
     <w:sectPr>
-      <w:headerReference w:type="default" r:id="rId11"/>
-      <w:headerReference w:type="first" r:id="rId12"/>
+      <w:headerReference w:type="default" r:id="rId12"/>
+      <w:headerReference w:type="first" r:id="rId13"/>
       <w:pgSz w:w="12240" w:h="15840"/>
       <w:pgMar w:top="1440" w:right="1440" w:bottom="1440" w:left="1440" w:header="720" w:footer="720" w:gutter="0"/>
       <w:cols w:space="720"/>
